--- a/exams/고전과함께하는비판적토론/11주차 지구가 인류를 심판합니다 - 한동규.docx
+++ b/exams/고전과함께하는비판적토론/11주차 지구가 인류를 심판합니다 - 한동규.docx
@@ -61,7 +61,7 @@
           <w:sz w:val="28"/>
           <w:szCs w:val="28"/>
         </w:rPr>
-        <w:t>서울시립대학교 화학공학과 한동규</w:t>
+        <w:t>서울시립대학교</w:t>
       </w:r>
     </w:p>
     <w:p>
